--- a/files/IR_Group_Strategy.docx
+++ b/files/IR_Group_Strategy.docx
@@ -10,21 +10,12 @@
         <w:rPr>
           <w:color w:val="1F4E78"/>
         </w:rPr>
-        <w:t>Investor Relations — IR Group Strategy</w:t>
+        <w:t>Investor Relations Briefing Pack - Group Strategy Update Q1 FY2026</w:t>
       </w:r>
     </w:p>
     <w:p>
       <w:r>
-        <w:rPr>
-          <w:i/>
-        </w:rPr>
-        <w:t>Document owner: Investor Relations Office</w:t>
-      </w:r>
-      <w:r>
-        <w:rPr>
-          <w:i/>
-        </w:rPr>
-        <w:t xml:space="preserve">  ·  Version: FY2025-A  ·  Classification: Internal — Working</w:t>
+        <w:t>Author: Daichi Maruyama (Head of IR) | Audience: Sell-side analysts, top-30 institutional holders | Distribution date: 15-May-2026 | Classification: For-disclosure (post Bursa filing)</w:t>
       </w:r>
     </w:p>
     <w:p>
@@ -32,17 +23,12 @@
         <w:pStyle w:val="Heading1"/>
       </w:pPr>
       <w:r>
-        <w:t>1. Executive Summary</w:t>
+        <w:t>1. Strategic framework - ZAVA FORWARD 2030</w:t>
       </w:r>
     </w:p>
     <w:p>
       <w:r>
-        <w:t>This document is the working artefact for the ir group strategy use case in the investor relations domain. It is staged for a Microsoft 365 Copilot Cowork / Notebook demo and contains plausible (illustrative) figures, lists, and narratives — not real customer data. The numbers tie back to the companion spreadsheet of the same stem.</w:t>
-      </w:r>
-    </w:p>
-    <w:p>
-      <w:r>
-        <w:t>The intended demo flow: a investor relations stakeholder asks Copilot to summarise, compare, draft, or distribute the contents of this file alongside related artefacts. Cowork fans the task out into 5 parallel sub-tasks (draft Word, draft email, schedule meeting, post Teams message, build action tracker). Notebook adds it as a source and answers grounded questions across all sources.</w:t>
+        <w:t>Our 5-pillar strategy remains unchanged. We are 22 months into the 60-month plan. Pillar 2 (Digital and Customer Experience) and Pillar 3 (Operating Model Transformation) are tracking ahead of plan; Pillar 4 (Energy Transition) is 6 weeks behind original schedule due to renewable project FID delay.</w:t>
       </w:r>
     </w:p>
     <w:p>
@@ -50,17 +36,260 @@
         <w:pStyle w:val="Heading1"/>
       </w:pPr>
       <w:r>
-        <w:t>2. Scenario &amp; Background</w:t>
+        <w:t>2. Pillar-level FY2026 milestones</w:t>
+      </w:r>
+    </w:p>
+    <w:tbl>
+      <w:tblPr>
+        <w:tblStyle w:val="LightGrid-Accent1"/>
+        <w:tblW w:type="auto" w:w="0"/>
+        <w:tblLook w:firstColumn="1" w:firstRow="1" w:lastColumn="0" w:lastRow="0" w:noHBand="0" w:noVBand="1" w:val="04A0"/>
+      </w:tblPr>
+      <w:tblGrid>
+        <w:gridCol w:w="2880"/>
+        <w:gridCol w:w="2880"/>
+        <w:gridCol w:w="2880"/>
+      </w:tblGrid>
+      <w:tr>
+        <w:tc>
+          <w:tcPr>
+            <w:tcW w:type="dxa" w:w="2880"/>
+          </w:tcPr>
+          <w:p>
+            <w:r>
+              <w:rPr>
+                <w:b/>
+              </w:rPr>
+              <w:t>Pillar</w:t>
+            </w:r>
+          </w:p>
+        </w:tc>
+        <w:tc>
+          <w:tcPr>
+            <w:tcW w:type="dxa" w:w="2880"/>
+          </w:tcPr>
+          <w:p>
+            <w:r>
+              <w:rPr>
+                <w:b/>
+              </w:rPr>
+              <w:t>FY2026 Milestone</w:t>
+            </w:r>
+          </w:p>
+        </w:tc>
+        <w:tc>
+          <w:tcPr>
+            <w:tcW w:type="dxa" w:w="2880"/>
+          </w:tcPr>
+          <w:p>
+            <w:r>
+              <w:rPr>
+                <w:b/>
+              </w:rPr>
+              <w:t>Status</w:t>
+            </w:r>
+          </w:p>
+        </w:tc>
+      </w:tr>
+      <w:tr>
+        <w:tc>
+          <w:tcPr>
+            <w:tcW w:type="dxa" w:w="2880"/>
+          </w:tcPr>
+          <w:p>
+            <w:r>
+              <w:t>1. Portfolio reshape</w:t>
+            </w:r>
+          </w:p>
+        </w:tc>
+        <w:tc>
+          <w:tcPr>
+            <w:tcW w:type="dxa" w:w="2880"/>
+          </w:tcPr>
+          <w:p>
+            <w:r>
+              <w:t>Divest non-core Cendana Aviation (12%)</w:t>
+            </w:r>
+          </w:p>
+        </w:tc>
+        <w:tc>
+          <w:tcPr>
+            <w:tcW w:type="dxa" w:w="2880"/>
+          </w:tcPr>
+          <w:p>
+            <w:r>
+              <w:t>SPA signed - completion Q3</w:t>
+            </w:r>
+          </w:p>
+        </w:tc>
+      </w:tr>
+      <w:tr>
+        <w:tc>
+          <w:tcPr>
+            <w:tcW w:type="dxa" w:w="2880"/>
+          </w:tcPr>
+          <w:p>
+            <w:r>
+              <w:t>2. Digital and CX</w:t>
+            </w:r>
+          </w:p>
+        </w:tc>
+        <w:tc>
+          <w:tcPr>
+            <w:tcW w:type="dxa" w:w="2880"/>
+          </w:tcPr>
+          <w:p>
+            <w:r>
+              <w:t>Group AI Copilot rollout to 28,000 users</w:t>
+            </w:r>
+          </w:p>
+        </w:tc>
+        <w:tc>
+          <w:tcPr>
+            <w:tcW w:type="dxa" w:w="2880"/>
+          </w:tcPr>
+          <w:p>
+            <w:r>
+              <w:t>On-track (14,200 live)</w:t>
+            </w:r>
+          </w:p>
+        </w:tc>
+      </w:tr>
+      <w:tr>
+        <w:tc>
+          <w:tcPr>
+            <w:tcW w:type="dxa" w:w="2880"/>
+          </w:tcPr>
+          <w:p>
+            <w:r>
+              <w:t>3. Operating Model</w:t>
+            </w:r>
+          </w:p>
+        </w:tc>
+        <w:tc>
+          <w:tcPr>
+            <w:tcW w:type="dxa" w:w="2880"/>
+          </w:tcPr>
+          <w:p>
+            <w:r>
+              <w:t>Shared Services consolidation - 6 GBS centres into 3</w:t>
+            </w:r>
+          </w:p>
+        </w:tc>
+        <w:tc>
+          <w:tcPr>
+            <w:tcW w:type="dxa" w:w="2880"/>
+          </w:tcPr>
+          <w:p>
+            <w:r>
+              <w:t>On-track</w:t>
+            </w:r>
+          </w:p>
+        </w:tc>
+      </w:tr>
+      <w:tr>
+        <w:tc>
+          <w:tcPr>
+            <w:tcW w:type="dxa" w:w="2880"/>
+          </w:tcPr>
+          <w:p>
+            <w:r>
+              <w:t>4. Energy Transition</w:t>
+            </w:r>
+          </w:p>
+        </w:tc>
+        <w:tc>
+          <w:tcPr>
+            <w:tcW w:type="dxa" w:w="2880"/>
+          </w:tcPr>
+          <w:p>
+            <w:r>
+              <w:t>500MW renewables operational, 50% reduction in Scope 1+2 GHG vs 2020</w:t>
+            </w:r>
+          </w:p>
+        </w:tc>
+        <w:tc>
+          <w:tcPr>
+            <w:tcW w:type="dxa" w:w="2880"/>
+          </w:tcPr>
+          <w:p>
+            <w:r>
+              <w:t>6-week slip</w:t>
+            </w:r>
+          </w:p>
+        </w:tc>
+      </w:tr>
+      <w:tr>
+        <w:tc>
+          <w:tcPr>
+            <w:tcW w:type="dxa" w:w="2880"/>
+          </w:tcPr>
+          <w:p>
+            <w:r>
+              <w:t>5. Talent and Culture</w:t>
+            </w:r>
+          </w:p>
+        </w:tc>
+        <w:tc>
+          <w:tcPr>
+            <w:tcW w:type="dxa" w:w="2880"/>
+          </w:tcPr>
+          <w:p>
+            <w:r>
+              <w:t>40% female senior management by FY2027</w:t>
+            </w:r>
+          </w:p>
+        </w:tc>
+        <w:tc>
+          <w:tcPr>
+            <w:tcW w:type="dxa" w:w="2880"/>
+          </w:tcPr>
+          <w:p>
+            <w:r>
+              <w:t>On-track (33%)</w:t>
+            </w:r>
+          </w:p>
+        </w:tc>
+      </w:tr>
+    </w:tbl>
+    <w:p>
+      <w:pPr>
+        <w:pStyle w:val="Heading1"/>
+      </w:pPr>
+      <w:r>
+        <w:t>3. Capital allocation</w:t>
       </w:r>
     </w:p>
     <w:p>
+      <w:pPr>
+        <w:pStyle w:val="ListBullet"/>
+      </w:pPr>
       <w:r>
-        <w:t>The Group is mid-cycle on its FY2025 close and is rolling forward into FY2026 planning. The investor relations portfolio has surfaced a mix of on-track lines and corrective items. This ir group strategy captures the working position on those items so the Group office, the operating committee, and (where relevant) the regulator-facing officer can align on next steps.</w:t>
+        <w:t>Targeted dividend payout 50-60% of recurring PAT - unchanged</w:t>
       </w:r>
     </w:p>
     <w:p>
+      <w:pPr>
+        <w:pStyle w:val="ListBullet"/>
+      </w:pPr>
       <w:r>
-        <w:t>The team has triangulated the working dataset against three peer benchmarks and against the regulator's published thresholds for the sector. Findings carried over from the prior cycle have been re-examined to test whether the original assumptions still hold under the FY2026 base case.</w:t>
+        <w:t>Capex envelope MYR 4.2B for FY2026 - flat YoY</w:t>
+      </w:r>
+    </w:p>
+    <w:p>
+      <w:pPr>
+        <w:pStyle w:val="ListBullet"/>
+      </w:pPr>
+      <w:r>
+        <w:t>Net debt / EBITDA target band 1.8x - 2.5x - currently 2.18x</w:t>
+      </w:r>
+    </w:p>
+    <w:p>
+      <w:pPr>
+        <w:pStyle w:val="ListBullet"/>
+      </w:pPr>
+      <w:r>
+        <w:t>Share buyback authorisation MYR 600M - 38% deployed YTD</w:t>
       </w:r>
     </w:p>
     <w:p>
@@ -68,59 +297,12 @@
         <w:pStyle w:val="Heading1"/>
       </w:pPr>
       <w:r>
-        <w:t>3. Detail &amp; Working</w:t>
-      </w:r>
-    </w:p>
-    <w:p>
-      <w:pPr>
-        <w:pStyle w:val="Heading2"/>
-      </w:pPr>
-      <w:r>
-        <w:t>3.1 Position at end of period</w:t>
+        <w:t>4. FY2026 guidance reiteration</w:t>
       </w:r>
     </w:p>
     <w:p>
       <w:r>
-        <w:t>The closing position by unit / segment is captured in the Strategy Frame tab of the companion workbook. Headline metrics — Active Holders, Targeted Holders, Meetings — are within the agreed corridors for Long-only, Hedge, and Index; outside the corridor for Sovereign and Retail; and under recovery monitoring for Coverage Buy.</w:t>
-      </w:r>
-    </w:p>
-    <w:p>
-      <w:pPr>
-        <w:pStyle w:val="Heading2"/>
-      </w:pPr>
-      <w:r>
-        <w:t>3.2 Key drivers</w:t>
-      </w:r>
-    </w:p>
-    <w:p>
-      <w:r>
-        <w:t>The driver bridge (see Disclosure Bridge tab) attributes the FY25 variance to a balanced mix of volume / mix, pricing and discount discipline, cost base reset, capex re-baseline, working capital, regulatory provisions, FX and hedging, and productivity / automation. Each driver carries an owner and a status (on-track / at-risk / behind / recovered / mitigated).</w:t>
-      </w:r>
-    </w:p>
-    <w:p>
-      <w:pPr>
-        <w:pStyle w:val="Heading2"/>
-      </w:pPr>
-      <w:r>
-        <w:t>3.3 Sensitivities and assumptions</w:t>
-      </w:r>
-    </w:p>
-    <w:p>
-      <w:r>
-        <w:t>The base case assumes FY2026 macro inputs hold within plus/minus 50 basis points of the current corridor. The upside and downside scenarios stress the headline metrics by plus/minus two corridors and re-test the recovery plan owners against the stressed position. Key sensitivities: rate path, FX MYR/USD, commodity benchmarks, regulator timing, and customer concentration.</w:t>
-      </w:r>
-    </w:p>
-    <w:p>
-      <w:pPr>
-        <w:pStyle w:val="Heading2"/>
-      </w:pPr>
-      <w:r>
-        <w:t>3.4 Open issues and unknowns</w:t>
-      </w:r>
-    </w:p>
-    <w:p>
-      <w:r>
-        <w:t>The watchlist (see Holder Watchlist tab) tracks 14 indicators flagged in the prior review. Eight are on-track, four are within five points of the threshold (watch), and two have breached and triggered the escalation protocol. Owners and remediation dates are recorded against each item.</w:t>
+        <w:t>Group revenue guidance MYR 44.0 - 46.5B (unchanged). Group EBITDA margin 15.0 - 16.0% (unchanged). PAT growth 8-12% YoY (unchanged). FX assumption: USD/MYR 4.42, JPY/MYR 0.029. Commodity: CPO MYR 4,100/t, Brent USD 82/bbl.</w:t>
       </w:r>
     </w:p>
     <w:p>
@@ -128,7 +310,7 @@
         <w:pStyle w:val="Heading1"/>
       </w:pPr>
       <w:r>
-        <w:t>4. Recommended Actions</w:t>
+        <w:t>5. Key risks to monitor</w:t>
       </w:r>
     </w:p>
     <w:p>
@@ -136,7 +318,7 @@
         <w:pStyle w:val="ListBullet"/>
       </w:pPr>
       <w:r>
-        <w:t>Confirm the ir group strategy narrative with the Investor Relations CFO before the Board cut-off.</w:t>
+        <w:t>OPR upcycle and impact on retail credit quality</w:t>
       </w:r>
     </w:p>
     <w:p>
@@ -144,7 +326,7 @@
         <w:pStyle w:val="ListBullet"/>
       </w:pPr>
       <w:r>
-        <w:t>Lock the assumption set for the recovery plan and circulate to the division MDs for sign-off.</w:t>
+        <w:t>CPO price volatility and impact on Plantation</w:t>
       </w:r>
     </w:p>
     <w:p>
@@ -152,7 +334,7 @@
         <w:pStyle w:val="ListBullet"/>
       </w:pPr>
       <w:r>
-        <w:t>Pre-brief the regulator-facing officer on the 30/60/90-day commitments.</w:t>
+        <w:t>Renewable project FID schedule</w:t>
       </w:r>
     </w:p>
     <w:p>
@@ -160,108 +342,7 @@
         <w:pStyle w:val="ListBullet"/>
       </w:pPr>
       <w:r>
-        <w:t>Schedule the cross-functional review with risk, legal, IR, and procurement.</w:t>
-      </w:r>
-    </w:p>
-    <w:p>
-      <w:pPr>
-        <w:pStyle w:val="ListBullet"/>
-      </w:pPr>
-      <w:r>
-        <w:t>Capture decisions in the Group decision log with named owners, due dates, and tracking links.</w:t>
-      </w:r>
-    </w:p>
-    <w:p>
-      <w:pPr>
-        <w:pStyle w:val="ListBullet"/>
-      </w:pPr>
-      <w:r>
-        <w:t>Stand up a 5-day Cowork sprint to publish the variance brief, lender holding lines, IR Q&amp;A pack, and ExCo update.</w:t>
-      </w:r>
-    </w:p>
-    <w:p>
-      <w:pPr>
-        <w:pStyle w:val="Heading1"/>
-      </w:pPr>
-      <w:r>
-        <w:t>5. Appendix — Working dataset units</w:t>
-      </w:r>
-    </w:p>
-    <w:p>
-      <w:pPr>
-        <w:pStyle w:val="ListBullet"/>
-      </w:pPr>
-      <w:r>
-        <w:t>Long-only</w:t>
-      </w:r>
-    </w:p>
-    <w:p>
-      <w:pPr>
-        <w:pStyle w:val="ListBullet"/>
-      </w:pPr>
-      <w:r>
-        <w:t>Hedge</w:t>
-      </w:r>
-    </w:p>
-    <w:p>
-      <w:pPr>
-        <w:pStyle w:val="ListBullet"/>
-      </w:pPr>
-      <w:r>
-        <w:t>Index</w:t>
-      </w:r>
-    </w:p>
-    <w:p>
-      <w:pPr>
-        <w:pStyle w:val="ListBullet"/>
-      </w:pPr>
-      <w:r>
-        <w:t>Sovereign</w:t>
-      </w:r>
-    </w:p>
-    <w:p>
-      <w:pPr>
-        <w:pStyle w:val="ListBullet"/>
-      </w:pPr>
-      <w:r>
-        <w:t>Retail</w:t>
-      </w:r>
-    </w:p>
-    <w:p>
-      <w:pPr>
-        <w:pStyle w:val="ListBullet"/>
-      </w:pPr>
-      <w:r>
-        <w:t>Coverage Buy</w:t>
-      </w:r>
-    </w:p>
-    <w:p>
-      <w:pPr>
-        <w:pStyle w:val="ListBullet"/>
-      </w:pPr>
-      <w:r>
-        <w:t>Coverage Sell</w:t>
-      </w:r>
-    </w:p>
-    <w:p>
-      <w:pPr>
-        <w:pStyle w:val="ListBullet"/>
-      </w:pPr>
-      <w:r>
-        <w:t>Total</w:t>
-      </w:r>
-    </w:p>
-    <w:p>
-      <w:pPr>
-        <w:pStyle w:val="Heading1"/>
-      </w:pPr>
-      <w:r>
-        <w:t>6. Sign-off &amp; Distribution</w:t>
-      </w:r>
-    </w:p>
-    <w:p>
-      <w:r>
-        <w:t>Prepared by: Investor Relations Office  ·  Reviewed by: CFO  ·  Approved by: CEO  ·  Distributed to: Board, ExCo, Risk Committee, IR, Group Strategy.</w:t>
+        <w:t>Cyber-security maturity of mid-tier subsidiaries</w:t>
       </w:r>
     </w:p>
     <w:sectPr>
@@ -637,6 +718,10 @@
     <w:name w:val="Normal"/>
     <w:qFormat/>
     <w:rsid w:val="00FC693F"/>
+    <w:rPr>
+      <w:rFonts w:ascii="Aptos" w:hAnsi="Aptos"/>
+      <w:sz w:val="22"/>
+    </w:rPr>
   </w:style>
   <w:style w:type="paragraph" w:styleId="Header">
     <w:name w:val="header"/>

--- a/files/IR_Group_Strategy.docx
+++ b/files/IR_Group_Strategy.docx
@@ -4,39 +4,337 @@
   <w:body>
     <w:p>
       <w:pPr>
-        <w:pStyle w:val="Title"/>
+        <w:jc w:val="left"/>
       </w:pPr>
       <w:r>
         <w:rPr>
-          <w:color w:val="1F4E78"/>
+          <w:b/>
+          <w:color w:val="6B7280"/>
+          <w:sz w:val="18"/>
         </w:rPr>
-        <w:t>Investor Relations Briefing Pack - Group Strategy Update Q1 FY2026</w:t>
-      </w:r>
-    </w:p>
-    <w:p>
-      <w:r>
-        <w:t>Author: Daichi Maruyama (Head of IR) | Audience: Sell-side analysts, top-30 institutional holders | Distribution date: 15-May-2026 | Classification: For-disclosure (post Bursa filing)</w:t>
+        <w:t>ZAVA CONGLOMERATE</w:t>
       </w:r>
     </w:p>
     <w:p>
       <w:pPr>
-        <w:pStyle w:val="Heading1"/>
+        <w:spacing w:after="40"/>
       </w:pPr>
       <w:r>
-        <w:t>1. Strategic framework - ZAVA FORWARD 2030</w:t>
-      </w:r>
-    </w:p>
-    <w:p>
-      <w:r>
-        <w:t>Our 5-pillar strategy remains unchanged. We are 22 months into the 60-month plan. Pillar 2 (Digital and Customer Experience) and Pillar 3 (Operating Model Transformation) are tracking ahead of plan; Pillar 4 (Energy Transition) is 6 weeks behind original schedule due to renewable project FID delay.</w:t>
+        <w:rPr>
+          <w:b/>
+          <w:color w:val="1F2D55"/>
+          <w:sz w:val="44"/>
+        </w:rPr>
+        <w:t>IR Group Strategy</w:t>
       </w:r>
     </w:p>
     <w:p>
       <w:pPr>
-        <w:pStyle w:val="Heading1"/>
+        <w:spacing w:after="200"/>
       </w:pPr>
       <w:r>
-        <w:t>2. Pillar-level FY2026 milestones</w:t>
+        <w:rPr>
+          <w:i/>
+          <w:color w:val="4B5B7C"/>
+          <w:sz w:val="22"/>
+        </w:rPr>
+        <w:t>Strategy Document · Zava Forward 2030</w:t>
+      </w:r>
+    </w:p>
+    <w:p>
+      <w:pPr>
+        <w:spacing w:after="40"/>
+      </w:pPr>
+      <w:r>
+        <w:rPr>
+          <w:b/>
+          <w:color w:val="1F2D55"/>
+          <w:sz w:val="20"/>
+        </w:rPr>
+        <w:t xml:space="preserve">Owner:  </w:t>
+      </w:r>
+      <w:r>
+        <w:rPr>
+          <w:sz w:val="20"/>
+        </w:rPr>
+        <w:t>Group Strategy Director</w:t>
+      </w:r>
+    </w:p>
+    <w:p>
+      <w:pPr>
+        <w:spacing w:after="40"/>
+      </w:pPr>
+      <w:r>
+        <w:rPr>
+          <w:b/>
+          <w:color w:val="1F2D55"/>
+          <w:sz w:val="20"/>
+        </w:rPr>
+        <w:t xml:space="preserve">Approved:  </w:t>
+      </w:r>
+      <w:r>
+        <w:rPr>
+          <w:sz w:val="20"/>
+        </w:rPr>
+        <w:t>Board, May 2026</w:t>
+      </w:r>
+    </w:p>
+    <w:p>
+      <w:pPr>
+        <w:spacing w:after="40"/>
+      </w:pPr>
+      <w:r>
+        <w:rPr>
+          <w:b/>
+          <w:color w:val="1F2D55"/>
+          <w:sz w:val="20"/>
+        </w:rPr>
+        <w:t xml:space="preserve">Horizon:  </w:t>
+      </w:r>
+      <w:r>
+        <w:rPr>
+          <w:sz w:val="20"/>
+        </w:rPr>
+        <w:t>FY2026 – FY2030</w:t>
+      </w:r>
+    </w:p>
+    <w:p>
+      <w:pPr>
+        <w:spacing w:after="40"/>
+      </w:pPr>
+      <w:r>
+        <w:rPr>
+          <w:b/>
+          <w:color w:val="1F2D55"/>
+          <w:sz w:val="20"/>
+        </w:rPr>
+        <w:t xml:space="preserve">Review cadence:  </w:t>
+      </w:r>
+      <w:r>
+        <w:rPr>
+          <w:sz w:val="20"/>
+        </w:rPr>
+        <w:t>Annual full refresh; quarterly progress review</w:t>
+      </w:r>
+    </w:p>
+    <w:p>
+      <w:pPr>
+        <w:spacing w:after="40"/>
+      </w:pPr>
+      <w:r>
+        <w:rPr>
+          <w:b/>
+          <w:color w:val="1F2D55"/>
+          <w:sz w:val="20"/>
+        </w:rPr>
+        <w:t xml:space="preserve">Source file:  </w:t>
+      </w:r>
+      <w:r>
+        <w:rPr>
+          <w:sz w:val="20"/>
+        </w:rPr>
+        <w:t>IR_Group_Strategy.docx</w:t>
+      </w:r>
+    </w:p>
+    <w:p>
+      <w:pPr>
+        <w:spacing w:before="240" w:after="80"/>
+      </w:pPr>
+      <w:r>
+        <w:rPr>
+          <w:b/>
+          <w:color w:val="1F2D55"/>
+          <w:sz w:val="26"/>
+        </w:rPr>
+        <w:t>Our purpose</w:t>
+      </w:r>
+    </w:p>
+    <w:p>
+      <w:pPr>
+        <w:spacing w:after="80"/>
+      </w:pPr>
+      <w:r>
+        <w:rPr>
+          <w:i w:val="0"/>
+          <w:sz w:val="20"/>
+        </w:rPr>
+        <w:t>Zava Conglomerate exists to build enduring businesses that create value for shareholders, opportunities for employees and positive impact for the communities in which we operate. The purpose has remained constant since the Group's founding; what changes is the means by which we deliver it.</w:t>
+      </w:r>
+    </w:p>
+    <w:p>
+      <w:pPr>
+        <w:spacing w:before="240" w:after="80"/>
+      </w:pPr>
+      <w:r>
+        <w:rPr>
+          <w:b/>
+          <w:color w:val="1F2D55"/>
+          <w:sz w:val="26"/>
+        </w:rPr>
+        <w:t>Our 2030 ambition</w:t>
+      </w:r>
+    </w:p>
+    <w:p>
+      <w:pPr>
+        <w:spacing w:after="80"/>
+      </w:pPr>
+      <w:r>
+        <w:rPr>
+          <w:i w:val="0"/>
+          <w:sz w:val="20"/>
+        </w:rPr>
+        <w:t>By FY2030 we aim to be the most respected ASEAN-headquartered diversified conglomerate, measured by total shareholder return, employee engagement, and ESG performance. We will grow Group revenue from MYR 44 billion (FY2025) to MYR 72-78 billion (FY2030), with EBITDA margin sustained at 20-22%, ROIC at or above 13%, and Net Debt/EBITDA between 2.0× and 2.5×.</w:t>
+      </w:r>
+    </w:p>
+    <w:p>
+      <w:pPr>
+        <w:spacing w:before="240" w:after="80"/>
+      </w:pPr>
+      <w:r>
+        <w:rPr>
+          <w:b/>
+          <w:color w:val="1F2D55"/>
+          <w:sz w:val="26"/>
+        </w:rPr>
+        <w:t>The five strategic pillars</w:t>
+      </w:r>
+    </w:p>
+    <w:p>
+      <w:pPr>
+        <w:spacing w:before="160" w:after="40"/>
+      </w:pPr>
+      <w:r>
+        <w:rPr>
+          <w:b/>
+          <w:color w:val="4B5B7C"/>
+          <w:sz w:val="22"/>
+        </w:rPr>
+        <w:t>Pillar 1 — Focus the portfolio</w:t>
+      </w:r>
+    </w:p>
+    <w:p>
+      <w:pPr>
+        <w:spacing w:after="80"/>
+      </w:pPr>
+      <w:r>
+        <w:rPr>
+          <w:i w:val="0"/>
+          <w:sz w:val="20"/>
+        </w:rPr>
+        <w:t>Concentrate capital on businesses where Zava can be top-quartile in its market. Active rotation: targeted exit from sub-scale positions; targeted bolt-on M&amp;A in growth platforms (Healthcare Services, Industrial Manufacturing, Digital Infrastructure). Target portfolio composition by 2030: 70% growth, 25% mature, 5% optionality.</w:t>
+      </w:r>
+    </w:p>
+    <w:p>
+      <w:pPr>
+        <w:spacing w:before="160" w:after="40"/>
+      </w:pPr>
+      <w:r>
+        <w:rPr>
+          <w:b/>
+          <w:color w:val="4B5B7C"/>
+          <w:sz w:val="22"/>
+        </w:rPr>
+        <w:t>Pillar 2 — Operate with discipline</w:t>
+      </w:r>
+    </w:p>
+    <w:p>
+      <w:pPr>
+        <w:spacing w:after="80"/>
+      </w:pPr>
+      <w:r>
+        <w:rPr>
+          <w:i w:val="0"/>
+          <w:sz w:val="20"/>
+        </w:rPr>
+        <w:t>Build top-quartile execution. Performance management cadence at divisional, departmental and team level. Continuous-improvement programme across 11 divisions. Shared-services consolidation to release MYR 180-240m run-rate by FY2028. Digital-first operating model: 70% management-user analytics adoption by FY2027.</w:t>
+      </w:r>
+    </w:p>
+    <w:p>
+      <w:pPr>
+        <w:spacing w:before="160" w:after="40"/>
+      </w:pPr>
+      <w:r>
+        <w:rPr>
+          <w:b/>
+          <w:color w:val="4B5B7C"/>
+          <w:sz w:val="22"/>
+        </w:rPr>
+        <w:t>Pillar 3 — Lead in our markets</w:t>
+      </w:r>
+    </w:p>
+    <w:p>
+      <w:pPr>
+        <w:spacing w:after="80"/>
+      </w:pPr>
+      <w:r>
+        <w:rPr>
+          <w:i w:val="0"/>
+          <w:sz w:val="20"/>
+        </w:rPr>
+        <w:t>Customer obsession: NPS leadership in 7 of 11 divisions. Brand investment targeted at growth platforms. Innovation pipeline: 20% of revenue from products launched in the prior 3 years.</w:t>
+      </w:r>
+    </w:p>
+    <w:p>
+      <w:pPr>
+        <w:spacing w:before="160" w:after="40"/>
+      </w:pPr>
+      <w:r>
+        <w:rPr>
+          <w:b/>
+          <w:color w:val="4B5B7C"/>
+          <w:sz w:val="22"/>
+        </w:rPr>
+        <w:t>Pillar 4 — Build the team</w:t>
+      </w:r>
+    </w:p>
+    <w:p>
+      <w:pPr>
+        <w:spacing w:after="80"/>
+      </w:pPr>
+      <w:r>
+        <w:rPr>
+          <w:i w:val="0"/>
+          <w:sz w:val="20"/>
+        </w:rPr>
+        <w:t>Talent is the binding constraint. Top-talent retention &gt;92%. Internal mobility &gt;35%. Leadership bench: 2 ready-now successors for every top-200 role by end-FY2028. Employee engagement &gt;82% (Group avg) and &gt;75% in every division.</w:t>
+      </w:r>
+    </w:p>
+    <w:p>
+      <w:pPr>
+        <w:spacing w:before="160" w:after="40"/>
+      </w:pPr>
+      <w:r>
+        <w:rPr>
+          <w:b/>
+          <w:color w:val="4B5B7C"/>
+          <w:sz w:val="22"/>
+        </w:rPr>
+        <w:t>Pillar 5 — Anchor in trust</w:t>
+      </w:r>
+    </w:p>
+    <w:p>
+      <w:pPr>
+        <w:spacing w:after="80"/>
+      </w:pPr>
+      <w:r>
+        <w:rPr>
+          <w:i w:val="0"/>
+          <w:sz w:val="20"/>
+        </w:rPr>
+        <w:t>Governance, compliance and ESG performance that compound trust over time. Net-zero Scope-1 and Scope-2 by 2045; Scope-3 by 2055. ISSB-aligned disclosures with external assurance from FY2027. Whistleblowing culture: speak-up index above benchmark. Zero tolerance for material compliance breach.</w:t>
+      </w:r>
+    </w:p>
+    <w:p>
+      <w:pPr>
+        <w:spacing w:before="240" w:after="80"/>
+      </w:pPr>
+      <w:r>
+        <w:rPr>
+          <w:b/>
+          <w:color w:val="1F2D55"/>
+          <w:sz w:val="26"/>
+        </w:rPr>
+        <w:t>Capital allocation framework</w:t>
       </w:r>
     </w:p>
     <w:tbl>
@@ -54,39 +352,48 @@
         <w:tc>
           <w:tcPr>
             <w:tcW w:type="dxa" w:w="2880"/>
+            <w:shd w:val="clear" w:color="auto" w:fill="1F2D55"/>
           </w:tcPr>
           <w:p>
             <w:r>
               <w:rPr>
                 <w:b/>
+                <w:color w:val="FFFFFF"/>
+                <w:sz w:val="18"/>
               </w:rPr>
-              <w:t>Pillar</w:t>
+              <w:t>Use of capital</w:t>
             </w:r>
           </w:p>
         </w:tc>
         <w:tc>
           <w:tcPr>
             <w:tcW w:type="dxa" w:w="2880"/>
+            <w:shd w:val="clear" w:color="auto" w:fill="1F2D55"/>
           </w:tcPr>
           <w:p>
             <w:r>
               <w:rPr>
                 <w:b/>
+                <w:color w:val="FFFFFF"/>
+                <w:sz w:val="18"/>
               </w:rPr>
-              <w:t>FY2026 Milestone</w:t>
+              <w:t>FY2026-2030 share</w:t>
             </w:r>
           </w:p>
         </w:tc>
         <w:tc>
           <w:tcPr>
             <w:tcW w:type="dxa" w:w="2880"/>
+            <w:shd w:val="clear" w:color="auto" w:fill="1F2D55"/>
           </w:tcPr>
           <w:p>
             <w:r>
               <w:rPr>
                 <w:b/>
+                <w:color w:val="FFFFFF"/>
+                <w:sz w:val="18"/>
               </w:rPr>
-              <w:t>Status</w:t>
+              <w:t>Notes</w:t>
             </w:r>
           </w:p>
         </w:tc>
@@ -98,7 +405,10 @@
           </w:tcPr>
           <w:p>
             <w:r>
-              <w:t>1. Portfolio reshape</w:t>
+              <w:rPr>
+                <w:sz w:val="18"/>
+              </w:rPr>
+              <w:t>Organic capex — growth</w:t>
             </w:r>
           </w:p>
         </w:tc>
@@ -108,7 +418,10 @@
           </w:tcPr>
           <w:p>
             <w:r>
-              <w:t>Divest non-core Cendana Aviation (12%)</w:t>
+              <w:rPr>
+                <w:sz w:val="18"/>
+              </w:rPr>
+              <w:t>40%</w:t>
             </w:r>
           </w:p>
         </w:tc>
@@ -118,7 +431,10 @@
           </w:tcPr>
           <w:p>
             <w:r>
-              <w:t>SPA signed - completion Q3</w:t>
+              <w:rPr>
+                <w:sz w:val="18"/>
+              </w:rPr>
+              <w:t>Healthcare, Industrial Manufacturing, Digital Infrastructure</w:t>
             </w:r>
           </w:p>
         </w:tc>
@@ -130,7 +446,10 @@
           </w:tcPr>
           <w:p>
             <w:r>
-              <w:t>2. Digital and CX</w:t>
+              <w:rPr>
+                <w:sz w:val="18"/>
+              </w:rPr>
+              <w:t>Organic capex — maintenance</w:t>
             </w:r>
           </w:p>
         </w:tc>
@@ -140,7 +459,10 @@
           </w:tcPr>
           <w:p>
             <w:r>
-              <w:t>Group AI Copilot rollout to 28,000 users</w:t>
+              <w:rPr>
+                <w:sz w:val="18"/>
+              </w:rPr>
+              <w:t>20%</w:t>
             </w:r>
           </w:p>
         </w:tc>
@@ -150,7 +472,10 @@
           </w:tcPr>
           <w:p>
             <w:r>
-              <w:t>On-track (14,200 live)</w:t>
+              <w:rPr>
+                <w:sz w:val="18"/>
+              </w:rPr>
+              <w:t>All divisions; replacement and compliance</w:t>
             </w:r>
           </w:p>
         </w:tc>
@@ -162,7 +487,10 @@
           </w:tcPr>
           <w:p>
             <w:r>
-              <w:t>3. Operating Model</w:t>
+              <w:rPr>
+                <w:sz w:val="18"/>
+              </w:rPr>
+              <w:t>M&amp;A — bolt-on growth</w:t>
             </w:r>
           </w:p>
         </w:tc>
@@ -172,7 +500,10 @@
           </w:tcPr>
           <w:p>
             <w:r>
-              <w:t>Shared Services consolidation - 6 GBS centres into 3</w:t>
+              <w:rPr>
+                <w:sz w:val="18"/>
+              </w:rPr>
+              <w:t>20%</w:t>
             </w:r>
           </w:p>
         </w:tc>
@@ -182,7 +513,10 @@
           </w:tcPr>
           <w:p>
             <w:r>
-              <w:t>On-track</w:t>
+              <w:rPr>
+                <w:sz w:val="18"/>
+              </w:rPr>
+              <w:t>Up to MYR 800m per transaction; up to 3 per year</w:t>
             </w:r>
           </w:p>
         </w:tc>
@@ -194,7 +528,10 @@
           </w:tcPr>
           <w:p>
             <w:r>
-              <w:t>4. Energy Transition</w:t>
+              <w:rPr>
+                <w:sz w:val="18"/>
+              </w:rPr>
+              <w:t>Shareholder returns — dividend</w:t>
             </w:r>
           </w:p>
         </w:tc>
@@ -204,7 +541,10 @@
           </w:tcPr>
           <w:p>
             <w:r>
-              <w:t>500MW renewables operational, 50% reduction in Scope 1+2 GHG vs 2020</w:t>
+              <w:rPr>
+                <w:sz w:val="18"/>
+              </w:rPr>
+              <w:t>12%</w:t>
             </w:r>
           </w:p>
         </w:tc>
@@ -214,7 +554,10 @@
           </w:tcPr>
           <w:p>
             <w:r>
-              <w:t>6-week slip</w:t>
+              <w:rPr>
+                <w:sz w:val="18"/>
+              </w:rPr>
+              <w:t>Progressive policy; min 50% PAT pay-out</w:t>
             </w:r>
           </w:p>
         </w:tc>
@@ -226,7 +569,10 @@
           </w:tcPr>
           <w:p>
             <w:r>
-              <w:t>5. Talent and Culture</w:t>
+              <w:rPr>
+                <w:sz w:val="18"/>
+              </w:rPr>
+              <w:t>Shareholder returns — buybacks</w:t>
             </w:r>
           </w:p>
         </w:tc>
@@ -236,7 +582,10 @@
           </w:tcPr>
           <w:p>
             <w:r>
-              <w:t>40% female senior management by FY2027</w:t>
+              <w:rPr>
+                <w:sz w:val="18"/>
+              </w:rPr>
+              <w:t>5%</w:t>
             </w:r>
           </w:p>
         </w:tc>
@@ -246,7 +595,51 @@
           </w:tcPr>
           <w:p>
             <w:r>
-              <w:t>On-track (33%)</w:t>
+              <w:rPr>
+                <w:sz w:val="18"/>
+              </w:rPr>
+              <w:t>Tactical; triggered on valuation</w:t>
+            </w:r>
+          </w:p>
+        </w:tc>
+      </w:tr>
+      <w:tr>
+        <w:tc>
+          <w:tcPr>
+            <w:tcW w:type="dxa" w:w="2880"/>
+          </w:tcPr>
+          <w:p>
+            <w:r>
+              <w:rPr>
+                <w:sz w:val="18"/>
+              </w:rPr>
+              <w:t>Optionality / strategic reserves</w:t>
+            </w:r>
+          </w:p>
+        </w:tc>
+        <w:tc>
+          <w:tcPr>
+            <w:tcW w:type="dxa" w:w="2880"/>
+          </w:tcPr>
+          <w:p>
+            <w:r>
+              <w:rPr>
+                <w:sz w:val="18"/>
+              </w:rPr>
+              <w:t>3%</w:t>
+            </w:r>
+          </w:p>
+        </w:tc>
+        <w:tc>
+          <w:tcPr>
+            <w:tcW w:type="dxa" w:w="2880"/>
+          </w:tcPr>
+          <w:p>
+            <w:r>
+              <w:rPr>
+                <w:sz w:val="18"/>
+              </w:rPr>
+              <w:t>Headroom for opportunistic moves</w:t>
             </w:r>
           </w:p>
         </w:tc>
@@ -254,95 +647,676 @@
     </w:tbl>
     <w:p>
       <w:pPr>
-        <w:pStyle w:val="Heading1"/>
+        <w:spacing w:before="240" w:after="80"/>
       </w:pPr>
       <w:r>
-        <w:t>3. Capital allocation</w:t>
+        <w:rPr>
+          <w:b/>
+          <w:color w:val="1F2D55"/>
+          <w:sz w:val="26"/>
+        </w:rPr>
+        <w:t>Division-level priorities</w:t>
+      </w:r>
+    </w:p>
+    <w:tbl>
+      <w:tblPr>
+        <w:tblStyle w:val="LightGrid-Accent1"/>
+        <w:tblW w:type="auto" w:w="0"/>
+        <w:tblLook w:firstColumn="1" w:firstRow="1" w:lastColumn="0" w:lastRow="0" w:noHBand="0" w:noVBand="1" w:val="04A0"/>
+      </w:tblPr>
+      <w:tblGrid>
+        <w:gridCol w:w="2880"/>
+        <w:gridCol w:w="2880"/>
+        <w:gridCol w:w="2880"/>
+      </w:tblGrid>
+      <w:tr>
+        <w:tc>
+          <w:tcPr>
+            <w:tcW w:type="dxa" w:w="2880"/>
+            <w:shd w:val="clear" w:color="auto" w:fill="1F2D55"/>
+          </w:tcPr>
+          <w:p>
+            <w:r>
+              <w:rPr>
+                <w:b/>
+                <w:color w:val="FFFFFF"/>
+                <w:sz w:val="18"/>
+              </w:rPr>
+              <w:t>Division</w:t>
+            </w:r>
+          </w:p>
+        </w:tc>
+        <w:tc>
+          <w:tcPr>
+            <w:tcW w:type="dxa" w:w="2880"/>
+            <w:shd w:val="clear" w:color="auto" w:fill="1F2D55"/>
+          </w:tcPr>
+          <w:p>
+            <w:r>
+              <w:rPr>
+                <w:b/>
+                <w:color w:val="FFFFFF"/>
+                <w:sz w:val="18"/>
+              </w:rPr>
+              <w:t>Strategic stance</w:t>
+            </w:r>
+          </w:p>
+        </w:tc>
+        <w:tc>
+          <w:tcPr>
+            <w:tcW w:type="dxa" w:w="2880"/>
+            <w:shd w:val="clear" w:color="auto" w:fill="1F2D55"/>
+          </w:tcPr>
+          <w:p>
+            <w:r>
+              <w:rPr>
+                <w:b/>
+                <w:color w:val="FFFFFF"/>
+                <w:sz w:val="18"/>
+              </w:rPr>
+              <w:t>Top priority FY2026-FY2027</w:t>
+            </w:r>
+          </w:p>
+        </w:tc>
+      </w:tr>
+      <w:tr>
+        <w:tc>
+          <w:tcPr>
+            <w:tcW w:type="dxa" w:w="2880"/>
+          </w:tcPr>
+          <w:p>
+            <w:r>
+              <w:rPr>
+                <w:sz w:val="18"/>
+              </w:rPr>
+              <w:t>Banking</w:t>
+            </w:r>
+          </w:p>
+        </w:tc>
+        <w:tc>
+          <w:tcPr>
+            <w:tcW w:type="dxa" w:w="2880"/>
+          </w:tcPr>
+          <w:p>
+            <w:r>
+              <w:rPr>
+                <w:sz w:val="18"/>
+              </w:rPr>
+              <w:t>Defend &amp; modernise</w:t>
+            </w:r>
+          </w:p>
+        </w:tc>
+        <w:tc>
+          <w:tcPr>
+            <w:tcW w:type="dxa" w:w="2880"/>
+          </w:tcPr>
+          <w:p>
+            <w:r>
+              <w:rPr>
+                <w:sz w:val="18"/>
+              </w:rPr>
+              <w:t>Digital-channel migration; cost-to-income to 38%</w:t>
+            </w:r>
+          </w:p>
+        </w:tc>
+      </w:tr>
+      <w:tr>
+        <w:tc>
+          <w:tcPr>
+            <w:tcW w:type="dxa" w:w="2880"/>
+          </w:tcPr>
+          <w:p>
+            <w:r>
+              <w:rPr>
+                <w:sz w:val="18"/>
+              </w:rPr>
+              <w:t>Insurance</w:t>
+            </w:r>
+          </w:p>
+        </w:tc>
+        <w:tc>
+          <w:tcPr>
+            <w:tcW w:type="dxa" w:w="2880"/>
+          </w:tcPr>
+          <w:p>
+            <w:r>
+              <w:rPr>
+                <w:sz w:val="18"/>
+              </w:rPr>
+              <w:t>Grow</w:t>
+            </w:r>
+          </w:p>
+        </w:tc>
+        <w:tc>
+          <w:tcPr>
+            <w:tcW w:type="dxa" w:w="2880"/>
+          </w:tcPr>
+          <w:p>
+            <w:r>
+              <w:rPr>
+                <w:sz w:val="18"/>
+              </w:rPr>
+              <w:t>Bancassurance JV scale-up; bancassurance penetration &gt;18%</w:t>
+            </w:r>
+          </w:p>
+        </w:tc>
+      </w:tr>
+      <w:tr>
+        <w:tc>
+          <w:tcPr>
+            <w:tcW w:type="dxa" w:w="2880"/>
+          </w:tcPr>
+          <w:p>
+            <w:r>
+              <w:rPr>
+                <w:sz w:val="18"/>
+              </w:rPr>
+              <w:t>Healthcare Services</w:t>
+            </w:r>
+          </w:p>
+        </w:tc>
+        <w:tc>
+          <w:tcPr>
+            <w:tcW w:type="dxa" w:w="2880"/>
+          </w:tcPr>
+          <w:p>
+            <w:r>
+              <w:rPr>
+                <w:sz w:val="18"/>
+              </w:rPr>
+              <w:t>Grow</w:t>
+            </w:r>
+          </w:p>
+        </w:tc>
+        <w:tc>
+          <w:tcPr>
+            <w:tcW w:type="dxa" w:w="2880"/>
+          </w:tcPr>
+          <w:p>
+            <w:r>
+              <w:rPr>
+                <w:sz w:val="18"/>
+              </w:rPr>
+              <w:t>5 hospitals to top-quartile margin; integrated tele-health roll-out</w:t>
+            </w:r>
+          </w:p>
+        </w:tc>
+      </w:tr>
+      <w:tr>
+        <w:tc>
+          <w:tcPr>
+            <w:tcW w:type="dxa" w:w="2880"/>
+          </w:tcPr>
+          <w:p>
+            <w:r>
+              <w:rPr>
+                <w:sz w:val="18"/>
+              </w:rPr>
+              <w:t>Industrial Manufacturing</w:t>
+            </w:r>
+          </w:p>
+        </w:tc>
+        <w:tc>
+          <w:tcPr>
+            <w:tcW w:type="dxa" w:w="2880"/>
+          </w:tcPr>
+          <w:p>
+            <w:r>
+              <w:rPr>
+                <w:sz w:val="18"/>
+              </w:rPr>
+              <w:t>Grow</w:t>
+            </w:r>
+          </w:p>
+        </w:tc>
+        <w:tc>
+          <w:tcPr>
+            <w:tcW w:type="dxa" w:w="2880"/>
+          </w:tcPr>
+          <w:p>
+            <w:r>
+              <w:rPr>
+                <w:sz w:val="18"/>
+              </w:rPr>
+              <w:t>Capacity expansion at 2 plants; export-market share +200 bps</w:t>
+            </w:r>
+          </w:p>
+        </w:tc>
+      </w:tr>
+      <w:tr>
+        <w:tc>
+          <w:tcPr>
+            <w:tcW w:type="dxa" w:w="2880"/>
+          </w:tcPr>
+          <w:p>
+            <w:r>
+              <w:rPr>
+                <w:sz w:val="18"/>
+              </w:rPr>
+              <w:t>Property Development</w:t>
+            </w:r>
+          </w:p>
+        </w:tc>
+        <w:tc>
+          <w:tcPr>
+            <w:tcW w:type="dxa" w:w="2880"/>
+          </w:tcPr>
+          <w:p>
+            <w:r>
+              <w:rPr>
+                <w:sz w:val="18"/>
+              </w:rPr>
+              <w:t>Optimise &amp; monetise</w:t>
+            </w:r>
+          </w:p>
+        </w:tc>
+        <w:tc>
+          <w:tcPr>
+            <w:tcW w:type="dxa" w:w="2880"/>
+          </w:tcPr>
+          <w:p>
+            <w:r>
+              <w:rPr>
+                <w:sz w:val="18"/>
+              </w:rPr>
+              <w:t>Two non-core asset divestments; capital recycling</w:t>
+            </w:r>
+          </w:p>
+        </w:tc>
+      </w:tr>
+      <w:tr>
+        <w:tc>
+          <w:tcPr>
+            <w:tcW w:type="dxa" w:w="2880"/>
+          </w:tcPr>
+          <w:p>
+            <w:r>
+              <w:rPr>
+                <w:sz w:val="18"/>
+              </w:rPr>
+              <w:t>Oil &amp; Gas (downstream)</w:t>
+            </w:r>
+          </w:p>
+        </w:tc>
+        <w:tc>
+          <w:tcPr>
+            <w:tcW w:type="dxa" w:w="2880"/>
+          </w:tcPr>
+          <w:p>
+            <w:r>
+              <w:rPr>
+                <w:sz w:val="18"/>
+              </w:rPr>
+              <w:t>Maintain</w:t>
+            </w:r>
+          </w:p>
+        </w:tc>
+        <w:tc>
+          <w:tcPr>
+            <w:tcW w:type="dxa" w:w="2880"/>
+          </w:tcPr>
+          <w:p>
+            <w:r>
+              <w:rPr>
+                <w:sz w:val="18"/>
+              </w:rPr>
+              <w:t>HSE excellence; refinery utilisation &gt;88%</w:t>
+            </w:r>
+          </w:p>
+        </w:tc>
+      </w:tr>
+      <w:tr>
+        <w:tc>
+          <w:tcPr>
+            <w:tcW w:type="dxa" w:w="2880"/>
+          </w:tcPr>
+          <w:p>
+            <w:r>
+              <w:rPr>
+                <w:sz w:val="18"/>
+              </w:rPr>
+              <w:t>Retail Distribution</w:t>
+            </w:r>
+          </w:p>
+        </w:tc>
+        <w:tc>
+          <w:tcPr>
+            <w:tcW w:type="dxa" w:w="2880"/>
+          </w:tcPr>
+          <w:p>
+            <w:r>
+              <w:rPr>
+                <w:sz w:val="18"/>
+              </w:rPr>
+              <w:t>Optimise</w:t>
+            </w:r>
+          </w:p>
+        </w:tc>
+        <w:tc>
+          <w:tcPr>
+            <w:tcW w:type="dxa" w:w="2880"/>
+          </w:tcPr>
+          <w:p>
+            <w:r>
+              <w:rPr>
+                <w:sz w:val="18"/>
+              </w:rPr>
+              <w:t>Margin recovery via mix; SKU rationalisation</w:t>
+            </w:r>
+          </w:p>
+        </w:tc>
+      </w:tr>
+      <w:tr>
+        <w:tc>
+          <w:tcPr>
+            <w:tcW w:type="dxa" w:w="2880"/>
+          </w:tcPr>
+          <w:p>
+            <w:r>
+              <w:rPr>
+                <w:sz w:val="18"/>
+              </w:rPr>
+              <w:t>Hospitality</w:t>
+            </w:r>
+          </w:p>
+        </w:tc>
+        <w:tc>
+          <w:tcPr>
+            <w:tcW w:type="dxa" w:w="2880"/>
+          </w:tcPr>
+          <w:p>
+            <w:r>
+              <w:rPr>
+                <w:sz w:val="18"/>
+              </w:rPr>
+              <w:t>Maintain</w:t>
+            </w:r>
+          </w:p>
+        </w:tc>
+        <w:tc>
+          <w:tcPr>
+            <w:tcW w:type="dxa" w:w="2880"/>
+          </w:tcPr>
+          <w:p>
+            <w:r>
+              <w:rPr>
+                <w:sz w:val="18"/>
+              </w:rPr>
+              <w:t>Brand investment; RevPAR recovery to 2019 levels</w:t>
+            </w:r>
+          </w:p>
+        </w:tc>
+      </w:tr>
+      <w:tr>
+        <w:tc>
+          <w:tcPr>
+            <w:tcW w:type="dxa" w:w="2880"/>
+          </w:tcPr>
+          <w:p>
+            <w:r>
+              <w:rPr>
+                <w:sz w:val="18"/>
+              </w:rPr>
+              <w:t>Digital Infrastructure</w:t>
+            </w:r>
+          </w:p>
+        </w:tc>
+        <w:tc>
+          <w:tcPr>
+            <w:tcW w:type="dxa" w:w="2880"/>
+          </w:tcPr>
+          <w:p>
+            <w:r>
+              <w:rPr>
+                <w:sz w:val="18"/>
+              </w:rPr>
+              <w:t>Grow</w:t>
+            </w:r>
+          </w:p>
+        </w:tc>
+        <w:tc>
+          <w:tcPr>
+            <w:tcW w:type="dxa" w:w="2880"/>
+          </w:tcPr>
+          <w:p>
+            <w:r>
+              <w:rPr>
+                <w:sz w:val="18"/>
+              </w:rPr>
+              <w:t>Data-centre capacity +60 MW; renewable PPA in place</w:t>
+            </w:r>
+          </w:p>
+        </w:tc>
+      </w:tr>
+      <w:tr>
+        <w:tc>
+          <w:tcPr>
+            <w:tcW w:type="dxa" w:w="2880"/>
+          </w:tcPr>
+          <w:p>
+            <w:r>
+              <w:rPr>
+                <w:sz w:val="18"/>
+              </w:rPr>
+              <w:t>Education Services</w:t>
+            </w:r>
+          </w:p>
+        </w:tc>
+        <w:tc>
+          <w:tcPr>
+            <w:tcW w:type="dxa" w:w="2880"/>
+          </w:tcPr>
+          <w:p>
+            <w:r>
+              <w:rPr>
+                <w:sz w:val="18"/>
+              </w:rPr>
+              <w:t>Optimise</w:t>
+            </w:r>
+          </w:p>
+        </w:tc>
+        <w:tc>
+          <w:tcPr>
+            <w:tcW w:type="dxa" w:w="2880"/>
+          </w:tcPr>
+          <w:p>
+            <w:r>
+              <w:rPr>
+                <w:sz w:val="18"/>
+              </w:rPr>
+              <w:t>Operating margin to 16%; pathway integration</w:t>
+            </w:r>
+          </w:p>
+        </w:tc>
+      </w:tr>
+      <w:tr>
+        <w:tc>
+          <w:tcPr>
+            <w:tcW w:type="dxa" w:w="2880"/>
+          </w:tcPr>
+          <w:p>
+            <w:r>
+              <w:rPr>
+                <w:sz w:val="18"/>
+              </w:rPr>
+              <w:t>Plantation</w:t>
+            </w:r>
+          </w:p>
+        </w:tc>
+        <w:tc>
+          <w:tcPr>
+            <w:tcW w:type="dxa" w:w="2880"/>
+          </w:tcPr>
+          <w:p>
+            <w:r>
+              <w:rPr>
+                <w:sz w:val="18"/>
+              </w:rPr>
+              <w:t>Defend</w:t>
+            </w:r>
+          </w:p>
+        </w:tc>
+        <w:tc>
+          <w:tcPr>
+            <w:tcW w:type="dxa" w:w="2880"/>
+          </w:tcPr>
+          <w:p>
+            <w:r>
+              <w:rPr>
+                <w:sz w:val="18"/>
+              </w:rPr>
+              <w:t>Yield uplift; downstream value-add scoping</w:t>
+            </w:r>
+          </w:p>
+        </w:tc>
+      </w:tr>
+    </w:tbl>
+    <w:p>
+      <w:pPr>
+        <w:spacing w:before="240" w:after="80"/>
+      </w:pPr>
+      <w:r>
+        <w:rPr>
+          <w:b/>
+          <w:color w:val="1F2D55"/>
+          <w:sz w:val="26"/>
+        </w:rPr>
+        <w:t>Strategic risks</w:t>
       </w:r>
     </w:p>
     <w:p>
       <w:pPr>
         <w:pStyle w:val="ListBullet"/>
+        <w:spacing w:after="40"/>
       </w:pPr>
       <w:r>
-        <w:t>Targeted dividend payout 50-60% of recurring PAT - unchanged</w:t>
+        <w:rPr>
+          <w:sz w:val="20"/>
+        </w:rPr>
+        <w:t>Macro: prolonged higher rates, ASEAN currency volatility, slower China demand.</w:t>
       </w:r>
     </w:p>
     <w:p>
       <w:pPr>
         <w:pStyle w:val="ListBullet"/>
+        <w:spacing w:after="40"/>
       </w:pPr>
       <w:r>
-        <w:t>Capex envelope MYR 4.2B for FY2026 - flat YoY</w:t>
+        <w:rPr>
+          <w:sz w:val="20"/>
+        </w:rPr>
+        <w:t>Regulatory: BNM / OJK consultations on capital, conduct, and ESG disclosure.</w:t>
       </w:r>
     </w:p>
     <w:p>
       <w:pPr>
         <w:pStyle w:val="ListBullet"/>
+        <w:spacing w:after="40"/>
       </w:pPr>
       <w:r>
-        <w:t>Net debt / EBITDA target band 1.8x - 2.5x - currently 2.18x</w:t>
+        <w:rPr>
+          <w:sz w:val="20"/>
+        </w:rPr>
+        <w:t>Technology: AI-driven competitive disruption in Banking, Insurance, Retail.</w:t>
       </w:r>
     </w:p>
     <w:p>
       <w:pPr>
         <w:pStyle w:val="ListBullet"/>
+        <w:spacing w:after="40"/>
       </w:pPr>
       <w:r>
-        <w:t>Share buyback authorisation MYR 600M - 38% deployed YTD</w:t>
-      </w:r>
-    </w:p>
-    <w:p>
-      <w:pPr>
-        <w:pStyle w:val="Heading1"/>
-      </w:pPr>
-      <w:r>
-        <w:t>4. FY2026 guidance reiteration</w:t>
-      </w:r>
-    </w:p>
-    <w:p>
-      <w:r>
-        <w:t>Group revenue guidance MYR 44.0 - 46.5B (unchanged). Group EBITDA margin 15.0 - 16.0% (unchanged). PAT growth 8-12% YoY (unchanged). FX assumption: USD/MYR 4.42, JPY/MYR 0.029. Commodity: CPO MYR 4,100/t, Brent USD 82/bbl.</w:t>
-      </w:r>
-    </w:p>
-    <w:p>
-      <w:pPr>
-        <w:pStyle w:val="Heading1"/>
-      </w:pPr>
-      <w:r>
-        <w:t>5. Key risks to monitor</w:t>
+        <w:rPr>
+          <w:sz w:val="20"/>
+        </w:rPr>
+        <w:t>Talent: war for top digital talent intensifies; retention costs rise.</w:t>
       </w:r>
     </w:p>
     <w:p>
       <w:pPr>
         <w:pStyle w:val="ListBullet"/>
+        <w:spacing w:after="40"/>
       </w:pPr>
       <w:r>
-        <w:t>OPR upcycle and impact on retail credit quality</w:t>
+        <w:rPr>
+          <w:sz w:val="20"/>
+        </w:rPr>
+        <w:t>Climate transition: physical and transition risks in select assets.</w:t>
       </w:r>
     </w:p>
     <w:p>
       <w:pPr>
         <w:pStyle w:val="ListBullet"/>
+        <w:spacing w:after="40"/>
       </w:pPr>
       <w:r>
-        <w:t>CPO price volatility and impact on Plantation</w:t>
+        <w:rPr>
+          <w:sz w:val="20"/>
+        </w:rPr>
+        <w:t>Cyber: nation-state and ransomware threats elevated.</w:t>
       </w:r>
     </w:p>
     <w:p>
       <w:pPr>
-        <w:pStyle w:val="ListBullet"/>
+        <w:spacing w:before="240" w:after="80"/>
       </w:pPr>
       <w:r>
-        <w:t>Renewable project FID schedule</w:t>
+        <w:rPr>
+          <w:b/>
+          <w:color w:val="1F2D55"/>
+          <w:sz w:val="26"/>
+        </w:rPr>
+        <w:t>Governance and review</w:t>
       </w:r>
     </w:p>
     <w:p>
       <w:pPr>
-        <w:pStyle w:val="ListBullet"/>
+        <w:spacing w:after="80"/>
       </w:pPr>
       <w:r>
-        <w:t>Cyber-security maturity of mid-tier subsidiaries</w:t>
+        <w:rPr>
+          <w:i w:val="0"/>
+          <w:sz w:val="20"/>
+        </w:rPr>
+        <w:t>Annual full refresh of this strategy document each February ahead of the FY budget cycle. Quarterly review at the Strategy Sub-Committee of the Board, with KPI dashboard reporting to GroupExCo monthly. Any material change in strategic direction (e.g., divestment of a Pillar division) triggers Board re-approval.</w:t>
+      </w:r>
+    </w:p>
+    <w:p>
+      <w:pPr>
+        <w:spacing w:before="240" w:after="80"/>
+      </w:pPr>
+      <w:r>
+        <w:rPr>
+          <w:b/>
+          <w:color w:val="1F2D55"/>
+          <w:sz w:val="26"/>
+        </w:rPr>
+        <w:t>Closing</w:t>
+      </w:r>
+    </w:p>
+    <w:p>
+      <w:pPr>
+        <w:spacing w:after="80"/>
+      </w:pPr>
+      <w:r>
+        <w:rPr>
+          <w:i w:val="0"/>
+          <w:sz w:val="20"/>
+        </w:rPr>
+        <w:t>Five pillars; 11 divisions; one Group. Discipline in execution is the bridge between purpose and ambition.</w:t>
+      </w:r>
+    </w:p>
+    <w:p>
+      <w:pPr>
+        <w:jc w:val="center"/>
+      </w:pPr>
+      <w:r>
+        <w:rPr>
+          <w:i/>
+          <w:color w:val="9CA3AF"/>
+          <w:sz w:val="16"/>
+        </w:rPr>
+        <w:t>— END OF DOCUMENT —</w:t>
       </w:r>
     </w:p>
     <w:sectPr>
@@ -718,10 +1692,6 @@
     <w:name w:val="Normal"/>
     <w:qFormat/>
     <w:rsid w:val="00FC693F"/>
-    <w:rPr>
-      <w:rFonts w:ascii="Aptos" w:hAnsi="Aptos"/>
-      <w:sz w:val="22"/>
-    </w:rPr>
   </w:style>
   <w:style w:type="paragraph" w:styleId="Header">
     <w:name w:val="header"/>
